--- a/Brainstorming Release V3.0.docx
+++ b/Brainstorming Release V3.0.docx
@@ -66,7 +66,49 @@
         <w:rPr>
           <w:lang w:val="de-DE"/>
         </w:rPr>
-        <w:t xml:space="preserve">Es soll ein Ein /- Aus Schalter onboard enthalten sein. Er soll nicht ins Gehäuse eingearbeitet werden. Es dient leglich dazu, den Akku von der Platine zu trennen, ohne dabei den Akku jedes Mal ausstecken zu müssen. </w:t>
+        <w:t xml:space="preserve">Es soll ein </w:t>
+      </w:r>
+      <w:proofErr w:type="spellStart"/>
+      <w:r>
+        <w:rPr>
+          <w:lang w:val="de-DE"/>
+        </w:rPr>
+        <w:t>Ein</w:t>
+      </w:r>
+      <w:proofErr w:type="spellEnd"/>
+      <w:r>
+        <w:rPr>
+          <w:lang w:val="de-DE"/>
+        </w:rPr>
+        <w:t xml:space="preserve"> /- Aus Schalter </w:t>
+      </w:r>
+      <w:proofErr w:type="spellStart"/>
+      <w:r>
+        <w:rPr>
+          <w:lang w:val="de-DE"/>
+        </w:rPr>
+        <w:t>onboard</w:t>
+      </w:r>
+      <w:proofErr w:type="spellEnd"/>
+      <w:r>
+        <w:rPr>
+          <w:lang w:val="de-DE"/>
+        </w:rPr>
+        <w:t xml:space="preserve"> enthalten sein. Er soll nicht ins Gehäuse eingearbeitet werden. Es dient </w:t>
+      </w:r>
+      <w:proofErr w:type="spellStart"/>
+      <w:r>
+        <w:rPr>
+          <w:lang w:val="de-DE"/>
+        </w:rPr>
+        <w:t>leglich</w:t>
+      </w:r>
+      <w:proofErr w:type="spellEnd"/>
+      <w:r>
+        <w:rPr>
+          <w:lang w:val="de-DE"/>
+        </w:rPr>
+        <w:t xml:space="preserve"> dazu, den Akku von der Platine zu trennen, ohne dabei den Akku jedes Mal ausstecken zu müssen. </w:t>
       </w:r>
     </w:p>
     <w:p>
@@ -106,17 +148,60 @@
         <w:rPr>
           <w:lang w:val="de-DE"/>
         </w:rPr>
-        <w:t>Z-Diode bei Powerchain: Anstecken wenn von USB wenn VSYS=3.3V</w:t>
-      </w:r>
-    </w:p>
-    <w:p>
-      <w:pPr>
-        <w:rPr>
-          <w:lang w:val="de-DE"/>
-        </w:rPr>
-      </w:pPr>
-      <w:r>
-        <w:rPr>
+        <w:t xml:space="preserve">Z-Diode bei </w:t>
+      </w:r>
+      <w:proofErr w:type="spellStart"/>
+      <w:r>
+        <w:rPr>
+          <w:lang w:val="de-DE"/>
+        </w:rPr>
+        <w:t>Powerchain</w:t>
+      </w:r>
+      <w:proofErr w:type="spellEnd"/>
+      <w:r>
+        <w:rPr>
+          <w:lang w:val="de-DE"/>
+        </w:rPr>
+        <w:t xml:space="preserve">: </w:t>
+      </w:r>
+      <w:proofErr w:type="gramStart"/>
+      <w:r>
+        <w:rPr>
+          <w:lang w:val="de-DE"/>
+        </w:rPr>
+        <w:t>Anstecken</w:t>
+      </w:r>
+      <w:proofErr w:type="gramEnd"/>
+      <w:r>
+        <w:rPr>
+          <w:lang w:val="de-DE"/>
+        </w:rPr>
+        <w:t xml:space="preserve"> wenn von </w:t>
+      </w:r>
+      <w:proofErr w:type="gramStart"/>
+      <w:r>
+        <w:rPr>
+          <w:lang w:val="de-DE"/>
+        </w:rPr>
+        <w:t>USB</w:t>
+      </w:r>
+      <w:proofErr w:type="gramEnd"/>
+      <w:r>
+        <w:rPr>
+          <w:lang w:val="de-DE"/>
+        </w:rPr>
+        <w:t xml:space="preserve"> wenn VSYS=3.3V</w:t>
+      </w:r>
+    </w:p>
+    <w:p>
+      <w:pPr>
+        <w:rPr>
+          <w:lang w:val="de-DE"/>
+        </w:rPr>
+      </w:pPr>
+      <w:r>
+        <w:rPr>
+          <w:noProof/>
           <w:lang w:val="de-DE"/>
         </w:rPr>
         <w:drawing>
@@ -164,6 +249,7 @@
       </w:pPr>
       <w:r>
         <w:rPr>
+          <w:noProof/>
           <w:lang w:val="de-DE"/>
         </w:rPr>
         <w:drawing>
@@ -233,7 +319,49 @@
         <w:rPr>
           <w:lang w:val="de-DE"/>
         </w:rPr>
-        <w:t xml:space="preserve"> die Akkuspannung in 3V3 gewandlet werden. Der Spannungswandler am PicoW Board wird nicht genutzt. Eine Ausnahme wäre hirfür eine Type die einen so hohen Einschaltstrom zulässt. Die Ladeschaltrung über USB mit dem BQ ist voll funktionstüchtig, sie soll erhalten bleiben.</w:t>
+        <w:t xml:space="preserve"> die Akkuspannung in 3V3 </w:t>
+      </w:r>
+      <w:proofErr w:type="spellStart"/>
+      <w:r>
+        <w:rPr>
+          <w:lang w:val="de-DE"/>
+        </w:rPr>
+        <w:t>gewandlet</w:t>
+      </w:r>
+      <w:proofErr w:type="spellEnd"/>
+      <w:r>
+        <w:rPr>
+          <w:lang w:val="de-DE"/>
+        </w:rPr>
+        <w:t xml:space="preserve"> werden. Der Spannungswandler am PicoW Board wird nicht genutzt. Eine Ausnahme wäre </w:t>
+      </w:r>
+      <w:proofErr w:type="spellStart"/>
+      <w:r>
+        <w:rPr>
+          <w:lang w:val="de-DE"/>
+        </w:rPr>
+        <w:t>hirfür</w:t>
+      </w:r>
+      <w:proofErr w:type="spellEnd"/>
+      <w:r>
+        <w:rPr>
+          <w:lang w:val="de-DE"/>
+        </w:rPr>
+        <w:t xml:space="preserve"> eine Type die einen so hohen Einschaltstrom zulässt. Die </w:t>
+      </w:r>
+      <w:proofErr w:type="spellStart"/>
+      <w:r>
+        <w:rPr>
+          <w:lang w:val="de-DE"/>
+        </w:rPr>
+        <w:t>Ladeschaltrung</w:t>
+      </w:r>
+      <w:proofErr w:type="spellEnd"/>
+      <w:r>
+        <w:rPr>
+          <w:lang w:val="de-DE"/>
+        </w:rPr>
+        <w:t xml:space="preserve"> über USB mit dem BQ ist voll funktionstüchtig, sie soll erhalten bleiben.</w:t>
       </w:r>
       <w:r>
         <w:rPr>
@@ -280,7 +408,105 @@
         <w:rPr>
           <w:lang w:val="de-DE"/>
         </w:rPr>
-        <w:t>Spannungsreferenz notwendig? -&gt; Messung machen sonst 3V3 wählen. Versorgung von 5V auf 3V3 ändern wegen uC-Eingang. Inverternder anstelle eines n. inv. V. Pegelwandlers in Erwägung ziehen, bzw einen Spannungsteiler (basicly keine Lastr durch uC -&gt; lineares Verhältnis von Spannungsteiler)</w:t>
+        <w:t xml:space="preserve">Spannungsreferenz notwendig? -&gt; Messung machen sonst 3V3 wählen. Versorgung von 5V auf 3V3 ändern wegen </w:t>
+      </w:r>
+      <w:proofErr w:type="spellStart"/>
+      <w:r>
+        <w:rPr>
+          <w:lang w:val="de-DE"/>
+        </w:rPr>
+        <w:t>uC</w:t>
+      </w:r>
+      <w:proofErr w:type="spellEnd"/>
+      <w:r>
+        <w:rPr>
+          <w:lang w:val="de-DE"/>
+        </w:rPr>
+        <w:t xml:space="preserve">-Eingang. </w:t>
+      </w:r>
+      <w:proofErr w:type="spellStart"/>
+      <w:r>
+        <w:rPr>
+          <w:lang w:val="de-DE"/>
+        </w:rPr>
+        <w:t>Inverternder</w:t>
+      </w:r>
+      <w:proofErr w:type="spellEnd"/>
+      <w:r>
+        <w:rPr>
+          <w:lang w:val="de-DE"/>
+        </w:rPr>
+        <w:t xml:space="preserve"> anstelle eines n. </w:t>
+      </w:r>
+      <w:proofErr w:type="spellStart"/>
+      <w:r>
+        <w:rPr>
+          <w:lang w:val="de-DE"/>
+        </w:rPr>
+        <w:t>inv</w:t>
+      </w:r>
+      <w:proofErr w:type="spellEnd"/>
+      <w:r>
+        <w:rPr>
+          <w:lang w:val="de-DE"/>
+        </w:rPr>
+        <w:t xml:space="preserve">. V. Pegelwandlers in Erwägung ziehen, </w:t>
+      </w:r>
+      <w:proofErr w:type="spellStart"/>
+      <w:r>
+        <w:rPr>
+          <w:lang w:val="de-DE"/>
+        </w:rPr>
+        <w:t>bzw</w:t>
+      </w:r>
+      <w:proofErr w:type="spellEnd"/>
+      <w:r>
+        <w:rPr>
+          <w:lang w:val="de-DE"/>
+        </w:rPr>
+        <w:t xml:space="preserve"> einen Spannungsteiler (</w:t>
+      </w:r>
+      <w:proofErr w:type="spellStart"/>
+      <w:r>
+        <w:rPr>
+          <w:lang w:val="de-DE"/>
+        </w:rPr>
+        <w:t>basicly</w:t>
+      </w:r>
+      <w:proofErr w:type="spellEnd"/>
+      <w:r>
+        <w:rPr>
+          <w:lang w:val="de-DE"/>
+        </w:rPr>
+        <w:t xml:space="preserve"> keine </w:t>
+      </w:r>
+      <w:proofErr w:type="spellStart"/>
+      <w:r>
+        <w:rPr>
+          <w:lang w:val="de-DE"/>
+        </w:rPr>
+        <w:t>Lastr</w:t>
+      </w:r>
+      <w:proofErr w:type="spellEnd"/>
+      <w:r>
+        <w:rPr>
+          <w:lang w:val="de-DE"/>
+        </w:rPr>
+        <w:t xml:space="preserve"> durch </w:t>
+      </w:r>
+      <w:proofErr w:type="spellStart"/>
+      <w:r>
+        <w:rPr>
+          <w:lang w:val="de-DE"/>
+        </w:rPr>
+        <w:t>uC</w:t>
+      </w:r>
+      <w:proofErr w:type="spellEnd"/>
+      <w:r>
+        <w:rPr>
+          <w:lang w:val="de-DE"/>
+        </w:rPr>
+        <w:t xml:space="preserve"> -&gt; lineares Verhältnis von Spannungsteiler)</w:t>
       </w:r>
     </w:p>
     <w:p>
@@ -339,20 +565,84 @@
         <w:rPr>
           <w:lang w:val="de-DE"/>
         </w:rPr>
-        <w:t xml:space="preserve">wird nur der Chip selbst verwendet, ein passender ersatz der gleichen Marke (wegen Firmware) soll gefunden und auf einem Testprint getestet werden. Über einen kleinen Superkondensator oder einen kleinen Energiespeicher, soll der Chip weiter versorgt werden, auch wenn keine spannungsversorgung vorhanden ist. Eine Ausschaltmöglichkeit soll es dennoch geben (Auf Testprint). Auf diese Weise wird das GPS-Modul kompakter, Moderner und das Problem der Verfügbarkeit ist terminiert. </w:t>
-      </w:r>
-    </w:p>
-    <w:p>
-      <w:pPr>
-        <w:rPr>
-          <w:lang w:val="de-DE"/>
-        </w:rPr>
-      </w:pPr>
-      <w:r>
-        <w:rPr>
-          <w:lang w:val="de-DE"/>
-        </w:rPr>
-        <w:t>Ist die Antenne stark genug?`externe Antenne notwendig (wenn möglich vermeiden)</w:t>
+        <w:t xml:space="preserve">wird nur der Chip selbst verwendet, ein passender </w:t>
+      </w:r>
+      <w:proofErr w:type="spellStart"/>
+      <w:r>
+        <w:rPr>
+          <w:lang w:val="de-DE"/>
+        </w:rPr>
+        <w:t>ersatz</w:t>
+      </w:r>
+      <w:proofErr w:type="spellEnd"/>
+      <w:r>
+        <w:rPr>
+          <w:lang w:val="de-DE"/>
+        </w:rPr>
+        <w:t xml:space="preserve"> der gleichen Marke (wegen Firmware) soll gefunden und auf einem Testprint getestet werden. Über einen kleinen Superkondensator oder einen kleinen Energiespeicher, soll der Chip weiter versorgt werden, auch wenn keine </w:t>
+      </w:r>
+      <w:proofErr w:type="spellStart"/>
+      <w:r>
+        <w:rPr>
+          <w:lang w:val="de-DE"/>
+        </w:rPr>
+        <w:t>spannungsversorgung</w:t>
+      </w:r>
+      <w:proofErr w:type="spellEnd"/>
+      <w:r>
+        <w:rPr>
+          <w:lang w:val="de-DE"/>
+        </w:rPr>
+        <w:t xml:space="preserve"> vorhanden ist. Eine Ausschaltmöglichkeit soll es dennoch geben (Auf Testprint). Auf diese Weise wird das GPS-Modul kompakter, </w:t>
+      </w:r>
+      <w:proofErr w:type="gramStart"/>
+      <w:r>
+        <w:rPr>
+          <w:lang w:val="de-DE"/>
+        </w:rPr>
+        <w:t>Moderner</w:t>
+      </w:r>
+      <w:proofErr w:type="gramEnd"/>
+      <w:r>
+        <w:rPr>
+          <w:lang w:val="de-DE"/>
+        </w:rPr>
+        <w:t xml:space="preserve"> und das Problem der Verfügbarkeit ist terminiert. </w:t>
+      </w:r>
+    </w:p>
+    <w:p>
+      <w:pPr>
+        <w:rPr>
+          <w:lang w:val="de-DE"/>
+        </w:rPr>
+      </w:pPr>
+      <w:r>
+        <w:rPr>
+          <w:lang w:val="de-DE"/>
+        </w:rPr>
+        <w:t xml:space="preserve">Ist die Antenne stark </w:t>
+      </w:r>
+      <w:proofErr w:type="spellStart"/>
+      <w:proofErr w:type="gramStart"/>
+      <w:r>
+        <w:rPr>
+          <w:lang w:val="de-DE"/>
+        </w:rPr>
+        <w:t>genug?`</w:t>
+      </w:r>
+      <w:proofErr w:type="gramEnd"/>
+      <w:r>
+        <w:rPr>
+          <w:lang w:val="de-DE"/>
+        </w:rPr>
+        <w:t>externe</w:t>
+      </w:r>
+      <w:proofErr w:type="spellEnd"/>
+      <w:r>
+        <w:rPr>
+          <w:lang w:val="de-DE"/>
+        </w:rPr>
+        <w:t xml:space="preserve"> Antenne notwendig (wenn möglich vermeiden)</w:t>
       </w:r>
     </w:p>
     <w:p>
@@ -379,7 +669,21 @@
         <w:rPr>
           <w:lang w:val="de-DE"/>
         </w:rPr>
-        <w:t>Eine SD Karte soll am Print implementiert werden, sodass die Messwerte auf dieser gespeichert werden können, und bei Bedarf die GNSS – Daten (sollten am Chip gespeichert werden).</w:t>
+        <w:t xml:space="preserve">Eine </w:t>
+      </w:r>
+      <w:proofErr w:type="gramStart"/>
+      <w:r>
+        <w:rPr>
+          <w:lang w:val="de-DE"/>
+        </w:rPr>
+        <w:t>SD Karte</w:t>
+      </w:r>
+      <w:proofErr w:type="gramEnd"/>
+      <w:r>
+        <w:rPr>
+          <w:lang w:val="de-DE"/>
+        </w:rPr>
+        <w:t xml:space="preserve"> soll am Print implementiert werden, sodass die Messwerte auf dieser gespeichert werden können, und bei Bedarf die GNSS – Daten (sollten am Chip gespeichert werden).</w:t>
       </w:r>
     </w:p>
     <w:p>
@@ -456,6 +760,27 @@
       </w:r>
     </w:p>
     <w:p>
+      <w:r>
+        <w:t xml:space="preserve">BME680: BME690, </w:t>
+      </w:r>
+      <w:r>
+        <w:t xml:space="preserve">SGP41 (VOC + </w:t>
+      </w:r>
+      <w:proofErr w:type="spellStart"/>
+      <w:r>
+        <w:t>NOx</w:t>
+      </w:r>
+      <w:proofErr w:type="spellEnd"/>
+      <w:r>
+        <w:t>)</w:t>
+      </w:r>
+    </w:p>
+    <w:p>
+      <w:r>
+        <w:t>SEN66</w:t>
+      </w:r>
+    </w:p>
+    <w:p>
       <w:pPr>
         <w:rPr>
           <w:lang w:val="en-GB"/>
@@ -463,31 +788,7 @@
       </w:pPr>
       <w:r>
         <w:rPr>
-          <w:lang w:val="en-GB"/>
-        </w:rPr>
-        <w:t xml:space="preserve">BME680: BME690, </w:t>
-      </w:r>
-      <w:r>
-        <w:rPr>
-          <w:lang w:val="en-GB"/>
-        </w:rPr>
-        <w:t>SGP41</w:t>
-      </w:r>
-      <w:r>
-        <w:rPr>
-          <w:lang w:val="en-GB"/>
-        </w:rPr>
-        <w:t xml:space="preserve"> (VOC + NOx)</w:t>
-      </w:r>
-    </w:p>
-    <w:p>
-      <w:pPr>
-        <w:rPr>
-          <w:lang w:val="en-GB"/>
-        </w:rPr>
-      </w:pPr>
-      <w:r>
-        <w:rPr>
+          <w:noProof/>
           <w:lang w:val="en-GB"/>
         </w:rPr>
         <w:lastRenderedPageBreak/>
@@ -530,10 +831,34 @@
     </w:p>
     <w:p>
       <w:r>
-        <w:t>Sensor 3: Temp, Hum, P</w:t>
-      </w:r>
-      <w:r>
-        <w:t>ressure (DPA wegen wichtigkeit evaluieren)</w:t>
+        <w:t xml:space="preserve">Sensor 3: </w:t>
+      </w:r>
+      <w:proofErr w:type="spellStart"/>
+      <w:r>
+        <w:t>Temp</w:t>
+      </w:r>
+      <w:proofErr w:type="spellEnd"/>
+      <w:r>
+        <w:t xml:space="preserve">, Hum, </w:t>
+      </w:r>
+      <w:proofErr w:type="spellStart"/>
+      <w:r>
+        <w:t>P</w:t>
+      </w:r>
+      <w:r>
+        <w:t>ressure</w:t>
+      </w:r>
+      <w:proofErr w:type="spellEnd"/>
+      <w:r>
+        <w:t xml:space="preserve"> (DPA wegen </w:t>
+      </w:r>
+      <w:proofErr w:type="spellStart"/>
+      <w:r>
+        <w:t>wichtigkeit</w:t>
+      </w:r>
+      <w:proofErr w:type="spellEnd"/>
+      <w:r>
+        <w:t xml:space="preserve"> evaluieren)</w:t>
       </w:r>
     </w:p>
     <w:p>
@@ -559,7 +884,15 @@
     </w:p>
     <w:p>
       <w:r>
-        <w:t>Ersetzen durch Touch – Funktiond es Displays. Einen Switch beibehalten?</w:t>
+        <w:t xml:space="preserve">Ersetzen durch Touch – </w:t>
+      </w:r>
+      <w:proofErr w:type="spellStart"/>
+      <w:r>
+        <w:t>Funktiond</w:t>
+      </w:r>
+      <w:proofErr w:type="spellEnd"/>
+      <w:r>
+        <w:t xml:space="preserve"> es Displays. Einen Switch beibehalten?</w:t>
       </w:r>
     </w:p>
     <w:p>
@@ -575,7 +908,31 @@
     </w:p>
     <w:p>
       <w:r>
-        <w:t>Stecker impolenmetieren. Venbtilator Messung machen. Ziel: Besserer Airflow evt Kühlung des Gehäuseinnenraums bei Betrieb</w:t>
+        <w:t xml:space="preserve">Stecker </w:t>
+      </w:r>
+      <w:proofErr w:type="spellStart"/>
+      <w:r>
+        <w:t>impolenmetieren</w:t>
+      </w:r>
+      <w:proofErr w:type="spellEnd"/>
+      <w:r>
+        <w:t xml:space="preserve">. </w:t>
+      </w:r>
+      <w:proofErr w:type="spellStart"/>
+      <w:r>
+        <w:t>Venbtilator</w:t>
+      </w:r>
+      <w:proofErr w:type="spellEnd"/>
+      <w:r>
+        <w:t xml:space="preserve"> Messung machen. Ziel: Besserer Airflow </w:t>
+      </w:r>
+      <w:proofErr w:type="spellStart"/>
+      <w:r>
+        <w:t>evt</w:t>
+      </w:r>
+      <w:proofErr w:type="spellEnd"/>
+      <w:r>
+        <w:t xml:space="preserve"> Kühlung des Gehäuseinnenraums bei Betrieb</w:t>
       </w:r>
     </w:p>
     <w:p>
@@ -602,7 +959,21 @@
         <w:rPr>
           <w:lang w:val="de-DE"/>
         </w:rPr>
-        <w:t>Das Leiterplattendesign soll in der Größe, gleich groß oder kleliner werden.</w:t>
+        <w:t xml:space="preserve">Das Leiterplattendesign soll in der Größe, gleich groß oder </w:t>
+      </w:r>
+      <w:proofErr w:type="spellStart"/>
+      <w:r>
+        <w:rPr>
+          <w:lang w:val="de-DE"/>
+        </w:rPr>
+        <w:t>kleliner</w:t>
+      </w:r>
+      <w:proofErr w:type="spellEnd"/>
+      <w:r>
+        <w:rPr>
+          <w:lang w:val="de-DE"/>
+        </w:rPr>
+        <w:t xml:space="preserve"> werden.</w:t>
       </w:r>
     </w:p>
     <w:p>
@@ -629,20 +1000,76 @@
         <w:rPr>
           <w:lang w:val="de-DE"/>
         </w:rPr>
-        <w:t>Günstiger; Industriestandarts verwenden, menge reduzieren, bessere Verfügbarkeit</w:t>
-      </w:r>
-    </w:p>
-    <w:p>
-      <w:pPr>
-        <w:rPr>
-          <w:lang w:val="de-DE"/>
-        </w:rPr>
-      </w:pPr>
-      <w:r>
-        <w:rPr>
-          <w:lang w:val="de-DE"/>
-        </w:rPr>
-        <w:t>Eventuell auf JST-Einheitsnorm machen; zweite Variante von anlöten implemenitiert lassen wenn Schalter vorhanden ist.</w:t>
+        <w:t xml:space="preserve">Günstiger; </w:t>
+      </w:r>
+      <w:proofErr w:type="spellStart"/>
+      <w:r>
+        <w:rPr>
+          <w:lang w:val="de-DE"/>
+        </w:rPr>
+        <w:t>Industriestandarts</w:t>
+      </w:r>
+      <w:proofErr w:type="spellEnd"/>
+      <w:r>
+        <w:rPr>
+          <w:lang w:val="de-DE"/>
+        </w:rPr>
+        <w:t xml:space="preserve"> verwenden, </w:t>
+      </w:r>
+      <w:proofErr w:type="spellStart"/>
+      <w:r>
+        <w:rPr>
+          <w:lang w:val="de-DE"/>
+        </w:rPr>
+        <w:t>menge</w:t>
+      </w:r>
+      <w:proofErr w:type="spellEnd"/>
+      <w:r>
+        <w:rPr>
+          <w:lang w:val="de-DE"/>
+        </w:rPr>
+        <w:t xml:space="preserve"> reduzieren, bessere Verfügbarkeit</w:t>
+      </w:r>
+    </w:p>
+    <w:p>
+      <w:pPr>
+        <w:rPr>
+          <w:lang w:val="de-DE"/>
+        </w:rPr>
+      </w:pPr>
+      <w:r>
+        <w:rPr>
+          <w:lang w:val="de-DE"/>
+        </w:rPr>
+        <w:t xml:space="preserve">Eventuell auf JST-Einheitsnorm machen; zweite Variante von anlöten </w:t>
+      </w:r>
+      <w:proofErr w:type="spellStart"/>
+      <w:r>
+        <w:rPr>
+          <w:lang w:val="de-DE"/>
+        </w:rPr>
+        <w:t>implemenitiert</w:t>
+      </w:r>
+      <w:proofErr w:type="spellEnd"/>
+      <w:r>
+        <w:rPr>
+          <w:lang w:val="de-DE"/>
+        </w:rPr>
+        <w:t xml:space="preserve"> </w:t>
+      </w:r>
+      <w:proofErr w:type="gramStart"/>
+      <w:r>
+        <w:rPr>
+          <w:lang w:val="de-DE"/>
+        </w:rPr>
+        <w:t>lassen</w:t>
+      </w:r>
+      <w:proofErr w:type="gramEnd"/>
+      <w:r>
+        <w:rPr>
+          <w:lang w:val="de-DE"/>
+        </w:rPr>
+        <w:t xml:space="preserve"> wenn Schalter vorhanden ist.</w:t>
       </w:r>
     </w:p>
     <w:p>
@@ -696,46 +1123,74 @@
         <w:rPr>
           <w:lang w:val="de-DE"/>
         </w:rPr>
-        <w:t xml:space="preserve">Testprint -&gt; Mehr PÜlatz und Final Print ohne Messpoints usw. </w:t>
+        <w:t xml:space="preserve">Testprint -&gt; Mehr </w:t>
+      </w:r>
+      <w:proofErr w:type="spellStart"/>
+      <w:r>
+        <w:rPr>
+          <w:lang w:val="de-DE"/>
+        </w:rPr>
+        <w:t>PÜlatz</w:t>
+      </w:r>
+      <w:proofErr w:type="spellEnd"/>
+      <w:r>
+        <w:rPr>
+          <w:lang w:val="de-DE"/>
+        </w:rPr>
+        <w:t xml:space="preserve"> und Final Print ohne Messpoints usw. </w:t>
       </w:r>
     </w:p>
     <w:p>
       <w:pPr>
         <w:pStyle w:val="berschrift1"/>
-        <w:rPr>
-          <w:lang w:val="en-GB"/>
-        </w:rPr>
-      </w:pPr>
-      <w:r>
-        <w:rPr>
-          <w:lang w:val="en-GB"/>
-        </w:rPr>
+      </w:pPr>
+      <w:r>
         <w:t>Gehäusedesign</w:t>
       </w:r>
     </w:p>
     <w:p>
       <w:pPr>
         <w:pStyle w:val="berschrift2"/>
-        <w:rPr>
-          <w:lang w:val="en-GB"/>
-        </w:rPr>
-      </w:pPr>
-      <w:r>
-        <w:rPr>
-          <w:lang w:val="en-GB"/>
-        </w:rPr>
-        <w:t>Airflow</w:t>
-      </w:r>
-      <w:r>
-        <w:rPr>
-          <w:lang w:val="en-GB"/>
-        </w:rPr>
-        <w:t xml:space="preserve"> Konzept Überarbeitung</w:t>
-      </w:r>
-    </w:p>
-    <w:p>
-      <w:r>
-        <w:t>Integration von Mini Ventilator (evt. Kühlung + konsater Lufdtzug) + Wasserresistentes Mesh/Netz (luf</w:t>
+      </w:pPr>
+      <w:r>
+        <w:t>Airflow Konzept Überarbeitung</w:t>
+      </w:r>
+    </w:p>
+    <w:p>
+      <w:r>
+        <w:t xml:space="preserve">Integration von </w:t>
+      </w:r>
+      <w:proofErr w:type="gramStart"/>
+      <w:r>
+        <w:t>Mini Ventilator</w:t>
+      </w:r>
+      <w:proofErr w:type="gramEnd"/>
+      <w:r>
+        <w:t xml:space="preserve"> (</w:t>
+      </w:r>
+      <w:proofErr w:type="spellStart"/>
+      <w:r>
+        <w:t>evt.</w:t>
+      </w:r>
+      <w:proofErr w:type="spellEnd"/>
+      <w:r>
+        <w:t xml:space="preserve"> Kühlung + </w:t>
+      </w:r>
+      <w:proofErr w:type="spellStart"/>
+      <w:r>
+        <w:t>konsater</w:t>
+      </w:r>
+      <w:proofErr w:type="spellEnd"/>
+      <w:r>
+        <w:t xml:space="preserve"> </w:t>
+      </w:r>
+      <w:proofErr w:type="spellStart"/>
+      <w:r>
+        <w:t>Lufdtzug</w:t>
+      </w:r>
+      <w:proofErr w:type="spellEnd"/>
+      <w:r>
+        <w:t>) + Wasserresistentes Mesh/Netz (luf</w:t>
       </w:r>
       <w:r>
         <w:t>tdurchlässig</w:t>
@@ -762,8 +1217,13 @@
       <w:pPr>
         <w:pStyle w:val="berschrift2"/>
       </w:pPr>
-      <w:r>
-        <w:t>EIonabu USB-C Buchse</w:t>
+      <w:proofErr w:type="spellStart"/>
+      <w:r>
+        <w:t>EIonabu</w:t>
+      </w:r>
+      <w:proofErr w:type="spellEnd"/>
+      <w:r>
+        <w:t xml:space="preserve"> USB-C Buchse</w:t>
       </w:r>
     </w:p>
     <w:p>
@@ -771,7 +1231,15 @@
         <w:pStyle w:val="berschrift2"/>
       </w:pPr>
       <w:r>
-        <w:t>Montage der Gehäusekopmpenenten mit Schrauben, Magneten?</w:t>
+        <w:t xml:space="preserve">Montage der </w:t>
+      </w:r>
+      <w:proofErr w:type="spellStart"/>
+      <w:r>
+        <w:t>Gehäusekopmpenenten</w:t>
+      </w:r>
+      <w:proofErr w:type="spellEnd"/>
+      <w:r>
+        <w:t xml:space="preserve"> mit Schrauben, Magneten?</w:t>
       </w:r>
     </w:p>
     <w:p>
@@ -787,7 +1255,15 @@
         <w:pStyle w:val="berschrift2"/>
       </w:pPr>
       <w:r>
-        <w:t>Nicht verwendeten Platz reduzieren: Komponenten anders anordenn, so wenig „Luft“ wie möglich im Gehäuse</w:t>
+        <w:t xml:space="preserve">Nicht verwendeten Platz reduzieren: Komponenten anders </w:t>
+      </w:r>
+      <w:proofErr w:type="spellStart"/>
+      <w:r>
+        <w:t>anordenn</w:t>
+      </w:r>
+      <w:proofErr w:type="spellEnd"/>
+      <w:r>
+        <w:t>, so wenig „Luft“ wie möglich im Gehäuse</w:t>
       </w:r>
       <w:r>
         <w:t xml:space="preserve"> </w:t>
@@ -803,8 +1279,13 @@
     </w:p>
     <w:p>
       <w:r>
-        <w:t>Wasserkanal in Gehäuse einarbeiten, siehe YT Video</w:t>
-      </w:r>
+        <w:t xml:space="preserve">Wasserkanal in Gehäuse einarbeiten, siehe </w:t>
+      </w:r>
+      <w:proofErr w:type="gramStart"/>
+      <w:r>
+        <w:t>YT Video</w:t>
+      </w:r>
+      <w:proofErr w:type="gramEnd"/>
     </w:p>
     <w:p>
       <w:pPr>
@@ -827,7 +1308,39 @@
     </w:p>
     <w:p>
       <w:r>
-        <w:t>Idee für die Zukunft: Customize your own AirScout -&gt; z.B eigenes Design zeichen, wird auf Grundmodell angewandt. Logobedrucken, kennzeichen usw. Ideen werden auf ein Basismodell angewendet</w:t>
+        <w:t xml:space="preserve">Idee für die Zukunft: Customize </w:t>
+      </w:r>
+      <w:proofErr w:type="spellStart"/>
+      <w:r>
+        <w:t>your</w:t>
+      </w:r>
+      <w:proofErr w:type="spellEnd"/>
+      <w:r>
+        <w:t xml:space="preserve"> own AirScout -&gt; </w:t>
+      </w:r>
+      <w:proofErr w:type="spellStart"/>
+      <w:r>
+        <w:t>z.B</w:t>
+      </w:r>
+      <w:proofErr w:type="spellEnd"/>
+      <w:r>
+        <w:t xml:space="preserve"> eigenes Design </w:t>
+      </w:r>
+      <w:proofErr w:type="spellStart"/>
+      <w:r>
+        <w:t>zeichen</w:t>
+      </w:r>
+      <w:proofErr w:type="spellEnd"/>
+      <w:r>
+        <w:t xml:space="preserve">, wird auf Grundmodell angewandt. Logobedrucken, </w:t>
+      </w:r>
+      <w:proofErr w:type="spellStart"/>
+      <w:r>
+        <w:t>kennzeichen</w:t>
+      </w:r>
+      <w:proofErr w:type="spellEnd"/>
+      <w:r>
+        <w:t xml:space="preserve"> usw. Ideen werden auf ein Basismodell angewendet</w:t>
       </w:r>
     </w:p>
     <w:p>
@@ -841,6 +1354,18 @@
     <w:p>
       <w:pPr>
         <w:pStyle w:val="berschrift2"/>
+      </w:pPr>
+      <w:r>
+        <w:t xml:space="preserve">GUI </w:t>
+      </w:r>
+      <w:proofErr w:type="spellStart"/>
+      <w:r>
+        <w:t>Overhaul</w:t>
+      </w:r>
+      <w:proofErr w:type="spellEnd"/>
+    </w:p>
+    <w:p>
+      <w:pPr>
         <w:rPr>
           <w:lang w:val="en-GB"/>
         </w:rPr>
@@ -849,21 +1374,30 @@
         <w:rPr>
           <w:lang w:val="en-GB"/>
         </w:rPr>
-        <w:t>GUI Overhaul</w:t>
-      </w:r>
-    </w:p>
-    <w:p>
-      <w:pPr>
+        <w:t xml:space="preserve">GNSS </w:t>
+      </w:r>
+      <w:proofErr w:type="spellStart"/>
+      <w:r>
         <w:rPr>
           <w:lang w:val="en-GB"/>
         </w:rPr>
-      </w:pPr>
+        <w:t>Daten</w:t>
+      </w:r>
+      <w:proofErr w:type="spellEnd"/>
       <w:r>
         <w:rPr>
           <w:lang w:val="en-GB"/>
         </w:rPr>
-        <w:t>GNSS Daten on Chip speichern</w:t>
-      </w:r>
+        <w:t xml:space="preserve"> on Chip </w:t>
+      </w:r>
+      <w:proofErr w:type="spellStart"/>
+      <w:r>
+        <w:rPr>
+          <w:lang w:val="en-GB"/>
+        </w:rPr>
+        <w:t>speichern</w:t>
+      </w:r>
+      <w:proofErr w:type="spellEnd"/>
     </w:p>
     <w:sectPr>
       <w:headerReference w:type="default" r:id="rId10"/>
@@ -2098,6 +2632,7 @@
   <w:style w:type="character" w:default="1" w:styleId="Absatz-Standardschriftart">
     <w:name w:val="Default Paragraph Font"/>
     <w:uiPriority w:val="1"/>
+    <w:semiHidden/>
     <w:unhideWhenUsed/>
   </w:style>
   <w:style w:type="table" w:default="1" w:styleId="NormaleTabelle">

--- a/Brainstorming Release V3.0.docx
+++ b/Brainstorming Release V3.0.docx
@@ -875,10 +875,50 @@
       </w:r>
     </w:p>
     <w:p>
+      <w:r>
+        <w:t xml:space="preserve">Eventuell Größeres </w:t>
+      </w:r>
+      <w:proofErr w:type="spellStart"/>
+      <w:r>
+        <w:t>Dsipaly</w:t>
+      </w:r>
+      <w:proofErr w:type="spellEnd"/>
+      <w:r>
+        <w:t xml:space="preserve"> 3.5 Zoll -&gt; Bess</w:t>
+      </w:r>
+      <w:r>
+        <w:t xml:space="preserve">ere Darstellbarkeit, wegen sonst eventuellen zu kleinem </w:t>
+      </w:r>
+      <w:proofErr w:type="spellStart"/>
+      <w:r>
+        <w:t>Dipaly</w:t>
+      </w:r>
+      <w:proofErr w:type="spellEnd"/>
+      <w:r>
+        <w:t xml:space="preserve"> mit 2.8 Zoll</w:t>
+      </w:r>
+    </w:p>
+    <w:p>
+      <w:hyperlink r:id="rId10" w:history="1">
+        <w:r>
+          <w:rPr>
+            <w:rStyle w:val="Hyperlink"/>
+          </w:rPr>
+          <w:t>Display 3.5 Zoll</w:t>
+        </w:r>
+      </w:hyperlink>
+    </w:p>
+    <w:p>
       <w:pPr>
         <w:pStyle w:val="berschrift2"/>
-      </w:pPr>
-      <w:r>
+        <w:rPr>
+          <w:lang w:val="en-GB"/>
+        </w:rPr>
+      </w:pPr>
+      <w:r>
+        <w:rPr>
+          <w:lang w:val="en-GB"/>
+        </w:rPr>
         <w:t>Touch Buttons</w:t>
       </w:r>
     </w:p>
@@ -1145,6 +1185,7 @@
         <w:pStyle w:val="berschrift1"/>
       </w:pPr>
       <w:r>
+        <w:lastRenderedPageBreak/>
         <w:t>Gehäusedesign</w:t>
       </w:r>
     </w:p>
@@ -1204,7 +1245,6 @@
         <w:pStyle w:val="berschrift2"/>
       </w:pPr>
       <w:r>
-        <w:lastRenderedPageBreak/>
         <w:t>Einsparung von Gehäusedeckelhöhe</w:t>
       </w:r>
     </w:p>
@@ -1400,8 +1440,8 @@
       <w:proofErr w:type="spellEnd"/>
     </w:p>
     <w:sectPr>
-      <w:headerReference w:type="default" r:id="rId10"/>
-      <w:footerReference w:type="default" r:id="rId11"/>
+      <w:headerReference w:type="default" r:id="rId11"/>
+      <w:footerReference w:type="default" r:id="rId12"/>
       <w:pgSz w:w="11906" w:h="16838"/>
       <w:pgMar w:top="1417" w:right="1417" w:bottom="1134" w:left="1417" w:header="708" w:footer="708" w:gutter="0"/>
       <w:cols w:space="708"/>
